--- a/output/s210/guides/SUPPLIER_ROLLOUT_GUIDE.docx
+++ b/output/s210/guides/SUPPLIER_ROLLOUT_GUIDE.docx
@@ -553,7 +553,7 @@
                 <w:color w:val="1A1A1A"/>
                 <w:sz w:val="18"/>
               </w:rPr>
-              <w:t>Sort Sheet C 08_Full_Open_POs by Total Amount desc, take top 10 distinct suppliers. ``` Email individually with their pre-filled URL. Watch for 48 hours — confirm each sends at least one test SI. Call any who don't respond. ### Wave 2 — Rest of Tier A (week 2) Remaining Tier A suppliers (likely 50-70 more). Batch email — same template. Expect 60-70% response rate. ### Wave 3 — Tier B/C (week 3-4) Lower-volume suppliers. Can batch. Follow-up once after 1 week. ### Wave 4 — Stragglers (week 5+) Anyone who hasn't uploaded a single SI. Direct call. --- ## 2. Email template (per supplier) Subject: `BEI Supplier SI Upload — fastest path to payment` ``` Hi [Supplier Contact Name], BEI has moved to a new process that will get your invoices paid faster. Starting now, for every delivery you make to BEI or our 3PL warehouses (3MD, Pinnacle), please upload your Sales Invoice at the link below right after delivery. Your dedicated upload link (pre-fills your company name): [SUPPLIER_PREFILL_URL] What to do: 1. Tap the link 2. Fill PO Number, SI Number, SI Date, Amount 3. Tap "Upload SI Copy" — pick your PDF or photo from your phone 4. Submit That's it. Our system matches your upload to the warehouse's delivery record automatically, and payment queues for release on your contracted terms (e.g. Net 30 from delivery date). Keep sending the paper SI to us as you do today — that's separate and unchanged. The upload is what speeds up your payment. Attached FAQ answers common questions. Contact me if anything is unclear. Thanks, Cayla cayla@bebang.ph [ATTACH: SUPPLIER_FAQ.md or print-to-PDF equivalent]</w:t>
+              <w:t>Sort Sheet C 08_Full_Open_POs by Total Amount desc, take top 10 distinct suppliers. ``` Email individually with their pre-filled URL. Watch for 48 hours — confirm each sends at least one test SI. Call any who don't respond. ### Wave 2 — Rest of Tier A (week 2) Remaining Tier A suppliers (likely 50-70 more). Batch email — same template. Expect 60-70% response rate. ### Wave 3 — Tier B/C (week 3-4) Lower-volume suppliers. Can batch. Follow-up once after 1 week. ### Wave 4 — Stragglers (week 5+) Anyone who hasn't uploaded a single SI. Direct call. --- ## 2. Email template (per supplier) Subject: `BEI Supplier SI Upload — fastest path to payment` ``` Hi [Supplier Contact Name], BEI has moved to a new process that will get your invoices paid faster. Starting now, for every delivery you make to BEI or our 3PL warehouses (3MD, Pinnacle), please upload your Sales Invoice at the link below right after delivery. Your dedicated upload link (pre-selects your company in the Supplier Name dropdown): [SUPPLIER_PREFILL_URL] What to do: 1. Tap the link 2. Pick which BEI warehouse you delivered to (3MD, Pinnacle, or Shaw BLVD) 3. Fill PO Number, SI Number, SI Date, Amount 4. Tap "Upload SI Copy" — pick your PDF or photo from your phone 5. Submit That's it. Our system matches your upload to the warehouse's delivery record automatically, and payment queues for release on your contracted terms (e.g. Net 30 from delivery date). Keep sending the paper SI to us as you do today — that's separate and unchanged. The upload is what speeds up your payment. Attached FAQ answers common questions. Contact me if anything is unclear. Thanks, Cayla cayla@bebang.ph [ATTACH: SUPPLIER_FAQ.md or print-to-PDF equivalent]</w:t>
             </w:r>
           </w:p>
         </w:tc>

--- a/output/s210/guides/SUPPLIER_ROLLOUT_GUIDE.docx
+++ b/output/s210/guides/SUPPLIER_ROLLOUT_GUIDE.docx
@@ -243,7 +243,7 @@
           <w:rFonts w:ascii="Calibri" w:hAnsi="Calibri"/>
           <w:sz w:val="22"/>
         </w:rPr>
-        <w:t xml:space="preserve"> Onboard all 98 BEI suppliers to the new Supplier SI Upload form so they stop sending paper SIs through the 3PL warehouses.</w:t>
+        <w:t xml:space="preserve"> Get all 98 BEI suppliers uploading their SIs through the form instead of relying on 3PL warehouse paper-SI forwarding.</w:t>
       </w:r>
     </w:p>
     <w:tbl>
@@ -348,18 +348,45 @@
       </w:r>
       <w:r>
         <w:rPr>
-          <w:rFonts w:ascii="Consolas" w:hAnsi="Consolas"/>
-          <w:color w:val="04400A"/>
-          <w:sz w:val="20"/>
+          <w:rFonts w:ascii="Calibri" w:hAnsi="Calibri"/>
+          <w:b/>
+          <w:sz w:val="22"/>
         </w:rPr>
-        <w:t>output/s210/SUPPLIER_URLS.csv</w:t>
+        <w:t>Single form URL for all suppliers</w:t>
       </w:r>
       <w:r>
         <w:rPr>
           <w:rFonts w:ascii="Calibri" w:hAnsi="Calibri"/>
           <w:sz w:val="22"/>
         </w:rPr>
-        <w:t xml:space="preserve"> — 98 rows. Columns:  </w:t>
+        <w:t xml:space="preserve"> (no per-supplier links):</w:t>
+      </w:r>
+    </w:p>
+    <w:p>
+      <w:pPr>
+        <w:spacing w:before="40" w:after="60"/>
+      </w:pPr>
+      <w:r>
+        <w:rPr>
+          <w:rFonts w:ascii="Calibri" w:hAnsi="Calibri"/>
+          <w:sz w:val="22"/>
+        </w:rPr>
+        <w:t>https://docs.google.com/forms/d/e/1FAIpQLSc3UC9f_3gefDYNgpOqNx7UCw_5BDrRh9T8-GQeyHHWSxdITw/viewform</w:t>
+      </w:r>
+    </w:p>
+    <w:p>
+      <w:pPr>
+        <w:ind w:left="432" w:hanging="288"/>
+        <w:spacing w:before="0" w:after="40"/>
+      </w:pPr>
+      <w:r>
+        <w:rPr>
+          <w:rFonts w:ascii="Calibri" w:hAnsi="Calibri"/>
+          <w:b/>
+          <w:color w:val="04400A"/>
+          <w:sz w:val="22"/>
+        </w:rPr>
+        <w:t xml:space="preserve">• </w:t>
       </w:r>
       <w:r>
         <w:rPr>
@@ -367,14 +394,551 @@
           <w:color w:val="04400A"/>
           <w:sz w:val="20"/>
         </w:rPr>
-        <w:t>supplier_code, supplier_name, tin, email, tier, prefill_url, qr_url</w:t>
+        <w:t>output/s210/guides/SUPPLIER_FAQ.docx</w:t>
       </w:r>
       <w:r>
         <w:rPr>
           <w:rFonts w:ascii="Calibri" w:hAnsi="Calibri"/>
           <w:sz w:val="22"/>
         </w:rPr>
-        <w:t xml:space="preserve"> - The form itself:  https://docs.google.com/forms/d/e/1FAIpQLSc3UC9f_3gefDYNgpOqNx7UCw_5BDrRh9T8-GQeyHHWSxdITw/viewform - </w:t>
+        <w:t xml:space="preserve"> — attach to every rollout email We identify the supplier automatically from the PO Number they type on the form, so the URL doesn't need to carry company identity. Same URL for everyone — simpler comms + no confidentiality exposure. --- ## 1. Rollout waves (recommended cadence) Don't email all 98 at once. Phase in waves to handle confusion at pace. ### Wave 1 — Top 10 Tier A by volume (week 1) The 10 suppliers we pay the most. They have the most incentive to adopt. Identify them by pulling top 10 PO totals from Procurement AppSheet: ``` Sort Sheet C 08_Full_Open_POs by Total Amount desc, take top 10 distinct suppliers.</w:t>
+      </w:r>
+    </w:p>
+    <w:tbl>
+      <w:tblPr>
+        <w:tblW w:type="auto" w:w="0"/>
+        <w:jc w:val="center"/>
+        <w:tblLook w:firstColumn="1" w:firstRow="1" w:lastColumn="0" w:lastRow="0" w:noHBand="0" w:noVBand="1" w:val="04A0"/>
+      </w:tblPr>
+      <w:tblGrid>
+        <w:gridCol w:w="8640"/>
+      </w:tblGrid>
+      <w:tr>
+        <w:tc>
+          <w:tcPr>
+            <w:tcW w:type="dxa" w:w="8666"/>
+            <w:shd w:fill="F4F2ED" w:val="clear"/>
+            <w:tcBorders>
+              <w:top w:val="single" w:sz="4" w:color="D4D0C8"/>
+              <w:left w:val="single" w:sz="4" w:color="D4D0C8"/>
+              <w:bottom w:val="single" w:sz="4" w:color="D4D0C8"/>
+              <w:right w:val="single" w:sz="4" w:color="D4D0C8"/>
+            </w:tcBorders>
+            <w:tcMar>
+              <w:top w:w="80" w:type="dxa"/>
+              <w:bottom w:w="80" w:type="dxa"/>
+              <w:start w:w="140" w:type="dxa"/>
+              <w:end w:w="140" w:type="dxa"/>
+            </w:tcMar>
+          </w:tcPr>
+          <w:p>
+            <w:pPr>
+              <w:spacing w:before="0" w:after="0"/>
+            </w:pPr>
+            <w:r>
+              <w:rPr>
+                <w:rFonts w:ascii="Consolas" w:hAnsi="Consolas"/>
+                <w:color w:val="1A1A1A"/>
+                <w:sz w:val="18"/>
+              </w:rPr>
+            </w:r>
+          </w:p>
+          <w:p>
+            <w:pPr>
+              <w:spacing w:before="0" w:after="0"/>
+            </w:pPr>
+            <w:r>
+              <w:rPr>
+                <w:rFonts w:ascii="Consolas" w:hAnsi="Consolas"/>
+                <w:color w:val="1A1A1A"/>
+                <w:sz w:val="18"/>
+              </w:rPr>
+              <w:t>Email each individually. Watch for 48 hours — confirm each sends at</w:t>
+            </w:r>
+          </w:p>
+          <w:p>
+            <w:pPr>
+              <w:spacing w:before="0" w:after="0"/>
+            </w:pPr>
+            <w:r>
+              <w:rPr>
+                <w:rFonts w:ascii="Consolas" w:hAnsi="Consolas"/>
+                <w:color w:val="1A1A1A"/>
+                <w:sz w:val="18"/>
+              </w:rPr>
+              <w:t>least one test SI. Call any who don't respond.</w:t>
+            </w:r>
+          </w:p>
+          <w:p>
+            <w:pPr>
+              <w:spacing w:before="0" w:after="0"/>
+            </w:pPr>
+            <w:r>
+              <w:rPr>
+                <w:rFonts w:ascii="Consolas" w:hAnsi="Consolas"/>
+                <w:color w:val="1A1A1A"/>
+                <w:sz w:val="18"/>
+              </w:rPr>
+            </w:r>
+          </w:p>
+          <w:p>
+            <w:pPr>
+              <w:spacing w:before="0" w:after="0"/>
+            </w:pPr>
+            <w:r>
+              <w:rPr>
+                <w:rFonts w:ascii="Consolas" w:hAnsi="Consolas"/>
+                <w:color w:val="1A1A1A"/>
+                <w:sz w:val="18"/>
+              </w:rPr>
+              <w:t>### Wave 2 — Rest of Tier A (week 2)</w:t>
+            </w:r>
+          </w:p>
+          <w:p>
+            <w:pPr>
+              <w:spacing w:before="0" w:after="0"/>
+            </w:pPr>
+            <w:r>
+              <w:rPr>
+                <w:rFonts w:ascii="Consolas" w:hAnsi="Consolas"/>
+                <w:color w:val="1A1A1A"/>
+                <w:sz w:val="18"/>
+              </w:rPr>
+            </w:r>
+          </w:p>
+          <w:p>
+            <w:pPr>
+              <w:spacing w:before="0" w:after="0"/>
+            </w:pPr>
+            <w:r>
+              <w:rPr>
+                <w:rFonts w:ascii="Consolas" w:hAnsi="Consolas"/>
+                <w:color w:val="1A1A1A"/>
+                <w:sz w:val="18"/>
+              </w:rPr>
+              <w:t>Remaining Tier A suppliers (likely 50-70 more). Batch email — same</w:t>
+            </w:r>
+          </w:p>
+          <w:p>
+            <w:pPr>
+              <w:spacing w:before="0" w:after="0"/>
+            </w:pPr>
+            <w:r>
+              <w:rPr>
+                <w:rFonts w:ascii="Consolas" w:hAnsi="Consolas"/>
+                <w:color w:val="1A1A1A"/>
+                <w:sz w:val="18"/>
+              </w:rPr>
+              <w:t>template. Expect 60-70% response rate.</w:t>
+            </w:r>
+          </w:p>
+          <w:p>
+            <w:pPr>
+              <w:spacing w:before="0" w:after="0"/>
+            </w:pPr>
+            <w:r>
+              <w:rPr>
+                <w:rFonts w:ascii="Consolas" w:hAnsi="Consolas"/>
+                <w:color w:val="1A1A1A"/>
+                <w:sz w:val="18"/>
+              </w:rPr>
+            </w:r>
+          </w:p>
+          <w:p>
+            <w:pPr>
+              <w:spacing w:before="0" w:after="0"/>
+            </w:pPr>
+            <w:r>
+              <w:rPr>
+                <w:rFonts w:ascii="Consolas" w:hAnsi="Consolas"/>
+                <w:color w:val="1A1A1A"/>
+                <w:sz w:val="18"/>
+              </w:rPr>
+              <w:t>### Wave 3 — Tier B/C (week 3-4)</w:t>
+            </w:r>
+          </w:p>
+          <w:p>
+            <w:pPr>
+              <w:spacing w:before="0" w:after="0"/>
+            </w:pPr>
+            <w:r>
+              <w:rPr>
+                <w:rFonts w:ascii="Consolas" w:hAnsi="Consolas"/>
+                <w:color w:val="1A1A1A"/>
+                <w:sz w:val="18"/>
+              </w:rPr>
+            </w:r>
+          </w:p>
+          <w:p>
+            <w:pPr>
+              <w:spacing w:before="0" w:after="0"/>
+            </w:pPr>
+            <w:r>
+              <w:rPr>
+                <w:rFonts w:ascii="Consolas" w:hAnsi="Consolas"/>
+                <w:color w:val="1A1A1A"/>
+                <w:sz w:val="18"/>
+              </w:rPr>
+              <w:t>Lower-volume suppliers. Can batch. Follow-up once after 1 week.</w:t>
+            </w:r>
+          </w:p>
+          <w:p>
+            <w:pPr>
+              <w:spacing w:before="0" w:after="0"/>
+            </w:pPr>
+            <w:r>
+              <w:rPr>
+                <w:rFonts w:ascii="Consolas" w:hAnsi="Consolas"/>
+                <w:color w:val="1A1A1A"/>
+                <w:sz w:val="18"/>
+              </w:rPr>
+            </w:r>
+          </w:p>
+          <w:p>
+            <w:pPr>
+              <w:spacing w:before="0" w:after="0"/>
+            </w:pPr>
+            <w:r>
+              <w:rPr>
+                <w:rFonts w:ascii="Consolas" w:hAnsi="Consolas"/>
+                <w:color w:val="1A1A1A"/>
+                <w:sz w:val="18"/>
+              </w:rPr>
+              <w:t>### Wave 4 — Stragglers (week 5+)</w:t>
+            </w:r>
+          </w:p>
+          <w:p>
+            <w:pPr>
+              <w:spacing w:before="0" w:after="0"/>
+            </w:pPr>
+            <w:r>
+              <w:rPr>
+                <w:rFonts w:ascii="Consolas" w:hAnsi="Consolas"/>
+                <w:color w:val="1A1A1A"/>
+                <w:sz w:val="18"/>
+              </w:rPr>
+            </w:r>
+          </w:p>
+          <w:p>
+            <w:pPr>
+              <w:spacing w:before="0" w:after="0"/>
+            </w:pPr>
+            <w:r>
+              <w:rPr>
+                <w:rFonts w:ascii="Consolas" w:hAnsi="Consolas"/>
+                <w:color w:val="1A1A1A"/>
+                <w:sz w:val="18"/>
+              </w:rPr>
+              <w:t>Anyone who hasn't uploaded a single SI. Direct call.</w:t>
+            </w:r>
+          </w:p>
+          <w:p>
+            <w:pPr>
+              <w:spacing w:before="0" w:after="0"/>
+            </w:pPr>
+            <w:r>
+              <w:rPr>
+                <w:rFonts w:ascii="Consolas" w:hAnsi="Consolas"/>
+                <w:color w:val="1A1A1A"/>
+                <w:sz w:val="18"/>
+              </w:rPr>
+            </w:r>
+          </w:p>
+          <w:p>
+            <w:pPr>
+              <w:spacing w:before="0" w:after="0"/>
+            </w:pPr>
+            <w:r>
+              <w:rPr>
+                <w:rFonts w:ascii="Consolas" w:hAnsi="Consolas"/>
+                <w:color w:val="1A1A1A"/>
+                <w:sz w:val="18"/>
+              </w:rPr>
+              <w:t>---</w:t>
+            </w:r>
+          </w:p>
+          <w:p>
+            <w:pPr>
+              <w:spacing w:before="0" w:after="0"/>
+            </w:pPr>
+            <w:r>
+              <w:rPr>
+                <w:rFonts w:ascii="Consolas" w:hAnsi="Consolas"/>
+                <w:color w:val="1A1A1A"/>
+                <w:sz w:val="18"/>
+              </w:rPr>
+            </w:r>
+          </w:p>
+          <w:p>
+            <w:pPr>
+              <w:spacing w:before="0" w:after="0"/>
+            </w:pPr>
+            <w:r>
+              <w:rPr>
+                <w:rFonts w:ascii="Consolas" w:hAnsi="Consolas"/>
+                <w:color w:val="1A1A1A"/>
+                <w:sz w:val="18"/>
+              </w:rPr>
+              <w:t>## 2. Email template</w:t>
+            </w:r>
+          </w:p>
+          <w:p>
+            <w:pPr>
+              <w:spacing w:before="0" w:after="0"/>
+            </w:pPr>
+            <w:r>
+              <w:rPr>
+                <w:rFonts w:ascii="Consolas" w:hAnsi="Consolas"/>
+                <w:color w:val="1A1A1A"/>
+                <w:sz w:val="18"/>
+              </w:rPr>
+            </w:r>
+          </w:p>
+          <w:p>
+            <w:pPr>
+              <w:spacing w:before="0" w:after="0"/>
+            </w:pPr>
+            <w:r>
+              <w:rPr>
+                <w:rFonts w:ascii="Consolas" w:hAnsi="Consolas"/>
+                <w:color w:val="1A1A1A"/>
+                <w:sz w:val="18"/>
+              </w:rPr>
+              <w:t>Subject: `BEI Supplier SI Upload — fastest path to payment`</w:t>
+            </w:r>
+          </w:p>
+          <w:p>
+            <w:pPr>
+              <w:spacing w:before="0" w:after="0"/>
+            </w:pPr>
+            <w:r>
+              <w:rPr>
+                <w:rFonts w:ascii="Consolas" w:hAnsi="Consolas"/>
+                <w:color w:val="1A1A1A"/>
+                <w:sz w:val="18"/>
+              </w:rPr>
+            </w:r>
+          </w:p>
+        </w:tc>
+      </w:tr>
+    </w:tbl>
+    <w:p/>
+    <w:p>
+      <w:pPr>
+        <w:spacing w:before="40" w:after="60"/>
+      </w:pPr>
+      <w:r>
+        <w:rPr>
+          <w:rFonts w:ascii="Calibri" w:hAnsi="Calibri"/>
+          <w:sz w:val="22"/>
+        </w:rPr>
+        <w:t>Hi [Supplier Contact Name],</w:t>
+      </w:r>
+    </w:p>
+    <w:p>
+      <w:pPr>
+        <w:spacing w:before="40" w:after="60"/>
+      </w:pPr>
+      <w:r>
+        <w:rPr>
+          <w:rFonts w:ascii="Calibri" w:hAnsi="Calibri"/>
+          <w:sz w:val="22"/>
+        </w:rPr>
+        <w:t>BEI has moved to a new process that will get your invoices paid faster. Starting now, for every delivery you make to BEI or our 3PL warehouses (3MD, Pinnacle), please upload your Sales Invoice at the link below right after delivery.</w:t>
+      </w:r>
+    </w:p>
+    <w:p>
+      <w:pPr>
+        <w:spacing w:before="40" w:after="60"/>
+      </w:pPr>
+      <w:r>
+        <w:rPr>
+          <w:rFonts w:ascii="Calibri" w:hAnsi="Calibri"/>
+          <w:sz w:val="22"/>
+        </w:rPr>
+        <w:t>Upload link (bookmark this — same link for every delivery): https://docs.google.com/forms/d/e/1FAIpQLSc3UC9f_3gefDYNgpOqNx7UCw_5BDrRh9T8-GQeyHHWSxdITw/viewform</w:t>
+      </w:r>
+    </w:p>
+    <w:p>
+      <w:pPr>
+        <w:spacing w:before="40" w:after="60"/>
+      </w:pPr>
+      <w:r>
+        <w:rPr>
+          <w:rFonts w:ascii="Calibri" w:hAnsi="Calibri"/>
+          <w:sz w:val="22"/>
+        </w:rPr>
+        <w:t>What to do:</w:t>
+      </w:r>
+    </w:p>
+    <w:p>
+      <w:pPr>
+        <w:ind w:left="432" w:hanging="432"/>
+        <w:spacing w:before="0" w:after="40"/>
+      </w:pPr>
+      <w:r>
+        <w:rPr>
+          <w:rFonts w:ascii="Calibri" w:hAnsi="Calibri"/>
+          <w:b/>
+          <w:color w:val="04400A"/>
+          <w:sz w:val="22"/>
+        </w:rPr>
+        <w:t xml:space="preserve">1. </w:t>
+      </w:r>
+      <w:r>
+        <w:rPr>
+          <w:rFonts w:ascii="Calibri" w:hAnsi="Calibri"/>
+          <w:sz w:val="22"/>
+        </w:rPr>
+        <w:t>Tap the link</w:t>
+      </w:r>
+    </w:p>
+    <w:p>
+      <w:pPr>
+        <w:ind w:left="432" w:hanging="432"/>
+        <w:spacing w:before="0" w:after="40"/>
+      </w:pPr>
+      <w:r>
+        <w:rPr>
+          <w:rFonts w:ascii="Calibri" w:hAnsi="Calibri"/>
+          <w:b/>
+          <w:color w:val="04400A"/>
+          <w:sz w:val="22"/>
+        </w:rPr>
+        <w:t xml:space="preserve">2. </w:t>
+      </w:r>
+      <w:r>
+        <w:rPr>
+          <w:rFonts w:ascii="Calibri" w:hAnsi="Calibri"/>
+          <w:sz w:val="22"/>
+        </w:rPr>
+        <w:t>Pick which BEI warehouse you delivered to (3MD, Pinnacle, or Shaw BLVD)</w:t>
+      </w:r>
+    </w:p>
+    <w:p>
+      <w:pPr>
+        <w:ind w:left="432" w:hanging="432"/>
+        <w:spacing w:before="0" w:after="40"/>
+      </w:pPr>
+      <w:r>
+        <w:rPr>
+          <w:rFonts w:ascii="Calibri" w:hAnsi="Calibri"/>
+          <w:b/>
+          <w:color w:val="04400A"/>
+          <w:sz w:val="22"/>
+        </w:rPr>
+        <w:t xml:space="preserve">3. </w:t>
+      </w:r>
+      <w:r>
+        <w:rPr>
+          <w:rFonts w:ascii="Calibri" w:hAnsi="Calibri"/>
+          <w:sz w:val="22"/>
+        </w:rPr>
+        <w:t>Type the PO Number, SI Number, SI Date, Amount</w:t>
+      </w:r>
+    </w:p>
+    <w:p>
+      <w:pPr>
+        <w:ind w:left="432" w:hanging="432"/>
+        <w:spacing w:before="0" w:after="40"/>
+      </w:pPr>
+      <w:r>
+        <w:rPr>
+          <w:rFonts w:ascii="Calibri" w:hAnsi="Calibri"/>
+          <w:b/>
+          <w:color w:val="04400A"/>
+          <w:sz w:val="22"/>
+        </w:rPr>
+        <w:t xml:space="preserve">4. </w:t>
+      </w:r>
+      <w:r>
+        <w:rPr>
+          <w:rFonts w:ascii="Calibri" w:hAnsi="Calibri"/>
+          <w:sz w:val="22"/>
+        </w:rPr>
+        <w:t>Tap "Upload SI Copy" — pick your PDF or photo from your phone</w:t>
+      </w:r>
+    </w:p>
+    <w:p>
+      <w:pPr>
+        <w:ind w:left="432" w:hanging="432"/>
+        <w:spacing w:before="0" w:after="40"/>
+      </w:pPr>
+      <w:r>
+        <w:rPr>
+          <w:rFonts w:ascii="Calibri" w:hAnsi="Calibri"/>
+          <w:b/>
+          <w:color w:val="04400A"/>
+          <w:sz w:val="22"/>
+        </w:rPr>
+        <w:t xml:space="preserve">5. </w:t>
+      </w:r>
+      <w:r>
+        <w:rPr>
+          <w:rFonts w:ascii="Calibri" w:hAnsi="Calibri"/>
+          <w:sz w:val="22"/>
+        </w:rPr>
+        <w:t>Submit</w:t>
+      </w:r>
+    </w:p>
+    <w:p>
+      <w:pPr>
+        <w:spacing w:before="40" w:after="60"/>
+      </w:pPr>
+      <w:r>
+        <w:rPr>
+          <w:rFonts w:ascii="Calibri" w:hAnsi="Calibri"/>
+          <w:sz w:val="22"/>
+        </w:rPr>
+        <w:t>That's it. Our system identifies you from the PO Number automatically, matches your upload to the warehouse's delivery record, and queues payment for release on your contracted terms (e.g. Net 30 from delivery).</w:t>
+      </w:r>
+    </w:p>
+    <w:p>
+      <w:pPr>
+        <w:spacing w:before="40" w:after="60"/>
+      </w:pPr>
+      <w:r>
+        <w:rPr>
+          <w:rFonts w:ascii="Calibri" w:hAnsi="Calibri"/>
+          <w:sz w:val="22"/>
+        </w:rPr>
+        <w:t>Keep sending the paper SI to us as you do today — that's separate and unchanged. The upload is what speeds up your payment.</w:t>
+      </w:r>
+    </w:p>
+    <w:p>
+      <w:pPr>
+        <w:spacing w:before="40" w:after="60"/>
+      </w:pPr>
+      <w:r>
+        <w:rPr>
+          <w:rFonts w:ascii="Calibri" w:hAnsi="Calibri"/>
+          <w:sz w:val="22"/>
+        </w:rPr>
+        <w:t>Attached FAQ answers common questions. Contact me if anything is unclear.</w:t>
+      </w:r>
+    </w:p>
+    <w:p>
+      <w:pPr>
+        <w:spacing w:before="40" w:after="60"/>
+      </w:pPr>
+      <w:r>
+        <w:rPr>
+          <w:rFonts w:ascii="Calibri" w:hAnsi="Calibri"/>
+          <w:sz w:val="22"/>
+        </w:rPr>
+        <w:t>Thanks, Cayla cayla@bebang.ph</w:t>
+      </w:r>
+    </w:p>
+    <w:p>
+      <w:pPr>
+        <w:spacing w:before="40" w:after="60"/>
+      </w:pPr>
+      <w:r>
+        <w:rPr>
+          <w:rFonts w:ascii="Calibri" w:hAnsi="Calibri"/>
+          <w:sz w:val="22"/>
+        </w:rPr>
+        <w:t>[ATTACH: SUPPLIER_FAQ.docx] ``</w:t>
       </w:r>
       <w:r>
         <w:rPr>
@@ -382,14 +946,166 @@
           <w:color w:val="04400A"/>
           <w:sz w:val="20"/>
         </w:rPr>
-        <w:t>output/s210/guides/SUPPLIER_FAQ.md</w:t>
+        <w:t xml:space="preserve"> --- ## 3. QR code for the dock Print one QR code once; the same QR works for every supplier and every delivery. Print large on the receiving area wall so truckers can scan with their phone while the 3PL is signing off. Generate the QR: </w:t>
       </w:r>
       <w:r>
         <w:rPr>
           <w:rFonts w:ascii="Calibri" w:hAnsi="Calibri"/>
           <w:sz w:val="22"/>
         </w:rPr>
-        <w:t xml:space="preserve"> — attach to every rollout email</w:t>
+        <w:t>`</w:t>
+      </w:r>
+      <w:r>
+        <w:rPr>
+          <w:rFonts w:ascii="Consolas" w:hAnsi="Consolas"/>
+          <w:color w:val="04400A"/>
+          <w:sz w:val="20"/>
+        </w:rPr>
+        <w:t xml:space="preserve"> https://api.qrserver.com/v1/create-qr-code/?size=600x600&amp;data=https%3A//docs.google.com/forms/d/e/1FAIpQLSc3UC9f_3gefDYNgpOqNx7UCw_5BDrRh9T8-GQeyHHWSxdITw/viewform </w:t>
+      </w:r>
+      <w:r>
+        <w:rPr>
+          <w:rFonts w:ascii="Calibri" w:hAnsi="Calibri"/>
+          <w:sz w:val="22"/>
+        </w:rPr>
+        <w:t>`` Save → print A5 → laminate → post at each of 3MD, Pinnacle, and Shaw receiving stations. --- ## 4. Tracking adoption — weekly check Every Monday morning, open Sheet C 01_Dashboard. Check the KPI "SI match rate (today's receipts)". Target &gt; 60% by end of week 2,</w:t>
+      </w:r>
+    </w:p>
+    <w:tbl>
+      <w:tblPr>
+        <w:tblW w:type="auto" w:w="0"/>
+        <w:jc w:val="center"/>
+        <w:tblLook w:firstColumn="1" w:firstRow="1" w:lastColumn="0" w:lastRow="0" w:noHBand="0" w:noVBand="1" w:val="04A0"/>
+      </w:tblPr>
+      <w:tblGrid>
+        <w:gridCol w:w="8640"/>
+      </w:tblGrid>
+      <w:tr>
+        <w:tc>
+          <w:tcPr>
+            <w:tcW w:type="dxa" w:w="8666"/>
+            <w:shd w:fill="F8F0D9" w:val="clear"/>
+            <w:tcBorders>
+              <w:top w:val="single" w:sz="8" w:color="C8900A"/>
+              <w:left w:val="single" w:sz="8" w:color="C8900A"/>
+              <w:bottom w:val="single" w:sz="8" w:color="C8900A"/>
+              <w:right w:val="single" w:sz="8" w:color="C8900A"/>
+            </w:tcBorders>
+            <w:tcMar>
+              <w:top w:w="100" w:type="dxa"/>
+              <w:bottom w:w="100" w:type="dxa"/>
+              <w:start w:w="180" w:type="dxa"/>
+              <w:end w:w="180" w:type="dxa"/>
+            </w:tcMar>
+          </w:tcPr>
+          <w:p>
+            <w:pPr>
+              <w:spacing w:before="0" w:after="40"/>
+            </w:pPr>
+            <w:r>
+              <w:rPr>
+                <w:rFonts w:ascii="Calibri" w:hAnsi="Calibri"/>
+                <w:sz w:val="22"/>
+              </w:rPr>
+              <w:t>80% by end of week 4.</w:t>
+            </w:r>
+          </w:p>
+        </w:tc>
+      </w:tr>
+    </w:tbl>
+    <w:p/>
+    <w:p>
+      <w:pPr>
+        <w:spacing w:before="40" w:after="60"/>
+      </w:pPr>
+      <w:r>
+        <w:rPr>
+          <w:rFonts w:ascii="Calibri" w:hAnsi="Calibri"/>
+          <w:sz w:val="22"/>
+        </w:rPr>
+        <w:t>For suppliers NOT yet uploading, cross-reference:</w:t>
+      </w:r>
+    </w:p>
+    <w:p>
+      <w:pPr>
+        <w:ind w:left="432" w:hanging="288"/>
+        <w:spacing w:before="0" w:after="40"/>
+      </w:pPr>
+      <w:r>
+        <w:rPr>
+          <w:rFonts w:ascii="Calibri" w:hAnsi="Calibri"/>
+          <w:b/>
+          <w:color w:val="04400A"/>
+          <w:sz w:val="22"/>
+        </w:rPr>
+        <w:t xml:space="preserve">• </w:t>
+      </w:r>
+      <w:r>
+        <w:rPr>
+          <w:rFonts w:ascii="Consolas" w:hAnsi="Consolas"/>
+          <w:color w:val="04400A"/>
+          <w:sz w:val="20"/>
+        </w:rPr>
+        <w:t>02_All_Receipts_Consolidated</w:t>
+      </w:r>
+      <w:r>
+        <w:rPr>
+          <w:rFonts w:ascii="Calibri" w:hAnsi="Calibri"/>
+          <w:sz w:val="22"/>
+        </w:rPr>
+        <w:t xml:space="preserve"> rows where </w:t>
+      </w:r>
+      <w:r>
+        <w:rPr>
+          <w:rFonts w:ascii="Consolas" w:hAnsi="Consolas"/>
+          <w:color w:val="04400A"/>
+          <w:sz w:val="20"/>
+        </w:rPr>
+        <w:t>SI_Matched = FALSE</w:t>
+      </w:r>
+    </w:p>
+    <w:p>
+      <w:pPr>
+        <w:ind w:left="432" w:hanging="288"/>
+        <w:spacing w:before="0" w:after="40"/>
+      </w:pPr>
+      <w:r>
+        <w:rPr>
+          <w:rFonts w:ascii="Calibri" w:hAnsi="Calibri"/>
+          <w:b/>
+          <w:color w:val="04400A"/>
+          <w:sz w:val="22"/>
+        </w:rPr>
+        <w:t xml:space="preserve">• </w:t>
+      </w:r>
+      <w:r>
+        <w:rPr>
+          <w:rFonts w:ascii="Calibri" w:hAnsi="Calibri"/>
+          <w:sz w:val="22"/>
+        </w:rPr>
+        <w:t>Group by Supplier</w:t>
+      </w:r>
+    </w:p>
+    <w:p>
+      <w:pPr>
+        <w:ind w:left="432" w:hanging="288"/>
+        <w:spacing w:before="0" w:after="40"/>
+      </w:pPr>
+      <w:r>
+        <w:rPr>
+          <w:rFonts w:ascii="Calibri" w:hAnsi="Calibri"/>
+          <w:b/>
+          <w:color w:val="04400A"/>
+          <w:sz w:val="22"/>
+        </w:rPr>
+        <w:t xml:space="preserve">• </w:t>
+      </w:r>
+      <w:r>
+        <w:rPr>
+          <w:rFonts w:ascii="Calibri" w:hAnsi="Calibri"/>
+          <w:sz w:val="22"/>
+        </w:rPr>
+        <w:t>Call the top 5 non-adopters each week</w:t>
       </w:r>
     </w:p>
     <w:tbl>
@@ -438,7 +1154,7 @@
           <w:color w:val="04400A"/>
           <w:sz w:val="26"/>
         </w:rPr>
-        <w:t>1. Rollout waves (recommended cadence)</w:t>
+        <w:t>5. Handling common resistance</w:t>
       </w:r>
     </w:p>
     <w:tbl>
@@ -478,58 +1194,90 @@
       </w:tr>
     </w:tbl>
     <w:p/>
-    <w:p>
-      <w:pPr>
-        <w:spacing w:before="40" w:after="60"/>
-      </w:pPr>
-      <w:r>
-        <w:rPr>
-          <w:rFonts w:ascii="Calibri" w:hAnsi="Calibri"/>
-          <w:sz w:val="22"/>
-        </w:rPr>
-        <w:t>Don't email all 98 at once. Phase in waves to handle confusion at pace.</w:t>
-      </w:r>
-    </w:p>
-    <w:p>
-      <w:pPr>
-        <w:spacing w:before="120" w:after="40"/>
-      </w:pPr>
-      <w:r>
-        <w:rPr>
-          <w:rFonts w:ascii="Calibri" w:hAnsi="Calibri"/>
-          <w:b/>
-          <w:color w:val="C8900A"/>
-          <w:sz w:val="24"/>
-        </w:rPr>
-        <w:t>Wave 1 — Top 10 Tier A by volume (week 1)</w:t>
-      </w:r>
-    </w:p>
-    <w:p>
-      <w:pPr>
-        <w:spacing w:before="40" w:after="60"/>
-      </w:pPr>
-      <w:r>
-        <w:rPr>
-          <w:rFonts w:ascii="Calibri" w:hAnsi="Calibri"/>
-          <w:sz w:val="22"/>
-        </w:rPr>
-        <w:t>The 10 suppliers we pay the most. They have the most incentive to adopt. Identify them by pulling top 10 PO totals from Procurement AppSheet:</w:t>
-      </w:r>
-    </w:p>
     <w:tbl>
       <w:tblPr>
         <w:tblW w:type="auto" w:w="0"/>
         <w:jc w:val="center"/>
+        <w:tblLayout w:type="autofit"/>
         <w:tblLook w:firstColumn="1" w:firstRow="1" w:lastColumn="0" w:lastRow="0" w:noHBand="0" w:noVBand="1" w:val="04A0"/>
       </w:tblPr>
       <w:tblGrid>
-        <w:gridCol w:w="8640"/>
+        <w:gridCol w:w="4333"/>
+        <w:gridCol w:w="4333"/>
       </w:tblGrid>
       <w:tr>
         <w:tc>
           <w:tcPr>
-            <w:tcW w:type="dxa" w:w="8666"/>
-            <w:shd w:fill="F4F2ED" w:val="clear"/>
+            <w:tcW w:type="dxa" w:w="4333"/>
+            <w:shd w:fill="04400A" w:val="clear"/>
+            <w:tcBorders>
+              <w:top w:val="single" w:sz="6" w:color="04400A"/>
+              <w:left w:val="single" w:sz="6" w:color="04400A"/>
+              <w:bottom w:val="single" w:sz="6" w:color="04400A"/>
+              <w:right w:val="single" w:sz="6" w:color="04400A"/>
+            </w:tcBorders>
+            <w:tcMar>
+              <w:top w:w="60" w:type="dxa"/>
+              <w:bottom w:w="60" w:type="dxa"/>
+              <w:start w:w="100" w:type="dxa"/>
+              <w:end w:w="100" w:type="dxa"/>
+            </w:tcMar>
+          </w:tcPr>
+          <w:p>
+            <w:pPr>
+              <w:jc w:val="left"/>
+              <w:spacing w:before="0" w:after="0"/>
+            </w:pPr>
+            <w:r>
+              <w:rPr>
+                <w:rFonts w:ascii="Calibri" w:hAnsi="Calibri"/>
+                <w:b/>
+                <w:color w:val="FFFFFF"/>
+                <w:sz w:val="21"/>
+              </w:rPr>
+              <w:t>Objection</w:t>
+            </w:r>
+          </w:p>
+        </w:tc>
+        <w:tc>
+          <w:tcPr>
+            <w:tcW w:type="dxa" w:w="4333"/>
+            <w:shd w:fill="04400A" w:val="clear"/>
+            <w:tcBorders>
+              <w:top w:val="single" w:sz="6" w:color="04400A"/>
+              <w:left w:val="single" w:sz="6" w:color="04400A"/>
+              <w:bottom w:val="single" w:sz="6" w:color="04400A"/>
+              <w:right w:val="single" w:sz="6" w:color="04400A"/>
+            </w:tcBorders>
+            <w:tcMar>
+              <w:top w:w="60" w:type="dxa"/>
+              <w:bottom w:w="60" w:type="dxa"/>
+              <w:start w:w="100" w:type="dxa"/>
+              <w:end w:w="100" w:type="dxa"/>
+            </w:tcMar>
+          </w:tcPr>
+          <w:p>
+            <w:pPr>
+              <w:jc w:val="left"/>
+              <w:spacing w:before="0" w:after="0"/>
+            </w:pPr>
+            <w:r>
+              <w:rPr>
+                <w:rFonts w:ascii="Calibri" w:hAnsi="Calibri"/>
+                <w:b/>
+                <w:color w:val="FFFFFF"/>
+                <w:sz w:val="21"/>
+              </w:rPr>
+              <w:t>Response</w:t>
+            </w:r>
+          </w:p>
+        </w:tc>
+      </w:tr>
+      <w:tr>
+        <w:tc>
+          <w:tcPr>
+            <w:tcW w:type="dxa" w:w="4333"/>
+            <w:shd w:fill="FFFFFF" w:val="clear"/>
             <w:tcBorders>
               <w:top w:val="single" w:sz="4" w:color="D4D0C8"/>
               <w:left w:val="single" w:sz="4" w:color="D4D0C8"/>
@@ -537,10 +1285,10 @@
               <w:right w:val="single" w:sz="4" w:color="D4D0C8"/>
             </w:tcBorders>
             <w:tcMar>
-              <w:top w:w="80" w:type="dxa"/>
-              <w:bottom w:w="80" w:type="dxa"/>
-              <w:start w:w="140" w:type="dxa"/>
-              <w:end w:w="140" w:type="dxa"/>
+              <w:top w:w="50" w:type="dxa"/>
+              <w:bottom w:w="50" w:type="dxa"/>
+              <w:start w:w="100" w:type="dxa"/>
+              <w:end w:w="100" w:type="dxa"/>
             </w:tcMar>
           </w:tcPr>
           <w:p>
@@ -549,11 +1297,412 @@
             </w:pPr>
             <w:r>
               <w:rPr>
-                <w:rFonts w:ascii="Consolas" w:hAnsi="Consolas"/>
-                <w:color w:val="1A1A1A"/>
-                <w:sz w:val="18"/>
+                <w:rFonts w:ascii="Calibri" w:hAnsi="Calibri"/>
+                <w:sz w:val="20"/>
               </w:rPr>
-              <w:t>Sort Sheet C 08_Full_Open_POs by Total Amount desc, take top 10 distinct suppliers. ``` Email individually with their pre-filled URL. Watch for 48 hours — confirm each sends at least one test SI. Call any who don't respond. ### Wave 2 — Rest of Tier A (week 2) Remaining Tier A suppliers (likely 50-70 more). Batch email — same template. Expect 60-70% response rate. ### Wave 3 — Tier B/C (week 3-4) Lower-volume suppliers. Can batch. Follow-up once after 1 week. ### Wave 4 — Stragglers (week 5+) Anyone who hasn't uploaded a single SI. Direct call. --- ## 2. Email template (per supplier) Subject: `BEI Supplier SI Upload — fastest path to payment` ``` Hi [Supplier Contact Name], BEI has moved to a new process that will get your invoices paid faster. Starting now, for every delivery you make to BEI or our 3PL warehouses (3MD, Pinnacle), please upload your Sales Invoice at the link below right after delivery. Your dedicated upload link (pre-selects your company in the Supplier Name dropdown): [SUPPLIER_PREFILL_URL] What to do: 1. Tap the link 2. Pick which BEI warehouse you delivered to (3MD, Pinnacle, or Shaw BLVD) 3. Fill PO Number, SI Number, SI Date, Amount 4. Tap "Upload SI Copy" — pick your PDF or photo from your phone 5. Submit That's it. Our system matches your upload to the warehouse's delivery record automatically, and payment queues for release on your contracted terms (e.g. Net 30 from delivery date). Keep sending the paper SI to us as you do today — that's separate and unchanged. The upload is what speeds up your payment. Attached FAQ answers common questions. Contact me if anything is unclear. Thanks, Cayla cayla@bebang.ph [ATTACH: SUPPLIER_FAQ.md or print-to-PDF equivalent]</w:t>
+              <w:t>"I don't have a scanner"</w:t>
+            </w:r>
+          </w:p>
+        </w:tc>
+        <w:tc>
+          <w:tcPr>
+            <w:tcW w:type="dxa" w:w="4333"/>
+            <w:shd w:fill="FFFFFF" w:val="clear"/>
+            <w:tcBorders>
+              <w:top w:val="single" w:sz="4" w:color="D4D0C8"/>
+              <w:left w:val="single" w:sz="4" w:color="D4D0C8"/>
+              <w:bottom w:val="single" w:sz="4" w:color="D4D0C8"/>
+              <w:right w:val="single" w:sz="4" w:color="D4D0C8"/>
+            </w:tcBorders>
+            <w:tcMar>
+              <w:top w:w="50" w:type="dxa"/>
+              <w:bottom w:w="50" w:type="dxa"/>
+              <w:start w:w="100" w:type="dxa"/>
+              <w:end w:w="100" w:type="dxa"/>
+            </w:tcMar>
+          </w:tcPr>
+          <w:p>
+            <w:pPr>
+              <w:spacing w:before="0" w:after="0"/>
+            </w:pPr>
+            <w:r>
+              <w:rPr>
+                <w:rFonts w:ascii="Calibri" w:hAnsi="Calibri"/>
+                <w:sz w:val="20"/>
+              </w:rPr>
+              <w:t>Phone photo is fine. The form accepts JPG/PNG.</w:t>
+            </w:r>
+          </w:p>
+        </w:tc>
+      </w:tr>
+      <w:tr>
+        <w:tc>
+          <w:tcPr>
+            <w:tcW w:type="dxa" w:w="4333"/>
+            <w:shd w:fill="E6ECE7" w:val="clear"/>
+            <w:tcBorders>
+              <w:top w:val="single" w:sz="4" w:color="D4D0C8"/>
+              <w:left w:val="single" w:sz="4" w:color="D4D0C8"/>
+              <w:bottom w:val="single" w:sz="4" w:color="D4D0C8"/>
+              <w:right w:val="single" w:sz="4" w:color="D4D0C8"/>
+            </w:tcBorders>
+            <w:tcMar>
+              <w:top w:w="50" w:type="dxa"/>
+              <w:bottom w:w="50" w:type="dxa"/>
+              <w:start w:w="100" w:type="dxa"/>
+              <w:end w:w="100" w:type="dxa"/>
+            </w:tcMar>
+          </w:tcPr>
+          <w:p>
+            <w:pPr>
+              <w:spacing w:before="0" w:after="0"/>
+            </w:pPr>
+            <w:r>
+              <w:rPr>
+                <w:rFonts w:ascii="Calibri" w:hAnsi="Calibri"/>
+                <w:sz w:val="20"/>
+              </w:rPr>
+              <w:t>"Our accounts staff don't use Gmail"</w:t>
+            </w:r>
+          </w:p>
+        </w:tc>
+        <w:tc>
+          <w:tcPr>
+            <w:tcW w:type="dxa" w:w="4333"/>
+            <w:shd w:fill="E6ECE7" w:val="clear"/>
+            <w:tcBorders>
+              <w:top w:val="single" w:sz="4" w:color="D4D0C8"/>
+              <w:left w:val="single" w:sz="4" w:color="D4D0C8"/>
+              <w:bottom w:val="single" w:sz="4" w:color="D4D0C8"/>
+              <w:right w:val="single" w:sz="4" w:color="D4D0C8"/>
+            </w:tcBorders>
+            <w:tcMar>
+              <w:top w:w="50" w:type="dxa"/>
+              <w:bottom w:w="50" w:type="dxa"/>
+              <w:start w:w="100" w:type="dxa"/>
+              <w:end w:w="100" w:type="dxa"/>
+            </w:tcMar>
+          </w:tcPr>
+          <w:p>
+            <w:pPr>
+              <w:spacing w:before="0" w:after="0"/>
+            </w:pPr>
+            <w:r>
+              <w:rPr>
+                <w:rFonts w:ascii="Calibri" w:hAnsi="Calibri"/>
+                <w:sz w:val="20"/>
+              </w:rPr>
+              <w:t>Form is public — works with any browser. No Google account needed.</w:t>
+            </w:r>
+          </w:p>
+        </w:tc>
+      </w:tr>
+      <w:tr>
+        <w:tc>
+          <w:tcPr>
+            <w:tcW w:type="dxa" w:w="4333"/>
+            <w:shd w:fill="FFFFFF" w:val="clear"/>
+            <w:tcBorders>
+              <w:top w:val="single" w:sz="4" w:color="D4D0C8"/>
+              <w:left w:val="single" w:sz="4" w:color="D4D0C8"/>
+              <w:bottom w:val="single" w:sz="4" w:color="D4D0C8"/>
+              <w:right w:val="single" w:sz="4" w:color="D4D0C8"/>
+            </w:tcBorders>
+            <w:tcMar>
+              <w:top w:w="50" w:type="dxa"/>
+              <w:bottom w:w="50" w:type="dxa"/>
+              <w:start w:w="100" w:type="dxa"/>
+              <w:end w:w="100" w:type="dxa"/>
+            </w:tcMar>
+          </w:tcPr>
+          <w:p>
+            <w:pPr>
+              <w:spacing w:before="0" w:after="0"/>
+            </w:pPr>
+            <w:r>
+              <w:rPr>
+                <w:rFonts w:ascii="Calibri" w:hAnsi="Calibri"/>
+                <w:sz w:val="20"/>
+              </w:rPr>
+              <w:t>"Can I still send paper SI?"</w:t>
+            </w:r>
+          </w:p>
+        </w:tc>
+        <w:tc>
+          <w:tcPr>
+            <w:tcW w:type="dxa" w:w="4333"/>
+            <w:shd w:fill="FFFFFF" w:val="clear"/>
+            <w:tcBorders>
+              <w:top w:val="single" w:sz="4" w:color="D4D0C8"/>
+              <w:left w:val="single" w:sz="4" w:color="D4D0C8"/>
+              <w:bottom w:val="single" w:sz="4" w:color="D4D0C8"/>
+              <w:right w:val="single" w:sz="4" w:color="D4D0C8"/>
+            </w:tcBorders>
+            <w:tcMar>
+              <w:top w:w="50" w:type="dxa"/>
+              <w:bottom w:w="50" w:type="dxa"/>
+              <w:start w:w="100" w:type="dxa"/>
+              <w:end w:w="100" w:type="dxa"/>
+            </w:tcMar>
+          </w:tcPr>
+          <w:p>
+            <w:pPr>
+              <w:spacing w:before="0" w:after="0"/>
+            </w:pPr>
+            <w:r>
+              <w:rPr>
+                <w:rFonts w:ascii="Calibri" w:hAnsi="Calibri"/>
+                <w:sz w:val="20"/>
+              </w:rPr>
+              <w:t>Yes, keep doing that. Upload is in addition, not instead.</w:t>
+            </w:r>
+          </w:p>
+        </w:tc>
+      </w:tr>
+      <w:tr>
+        <w:tc>
+          <w:tcPr>
+            <w:tcW w:type="dxa" w:w="4333"/>
+            <w:shd w:fill="E6ECE7" w:val="clear"/>
+            <w:tcBorders>
+              <w:top w:val="single" w:sz="4" w:color="D4D0C8"/>
+              <w:left w:val="single" w:sz="4" w:color="D4D0C8"/>
+              <w:bottom w:val="single" w:sz="4" w:color="D4D0C8"/>
+              <w:right w:val="single" w:sz="4" w:color="D4D0C8"/>
+            </w:tcBorders>
+            <w:tcMar>
+              <w:top w:w="50" w:type="dxa"/>
+              <w:bottom w:w="50" w:type="dxa"/>
+              <w:start w:w="100" w:type="dxa"/>
+              <w:end w:w="100" w:type="dxa"/>
+            </w:tcMar>
+          </w:tcPr>
+          <w:p>
+            <w:pPr>
+              <w:spacing w:before="0" w:after="0"/>
+            </w:pPr>
+            <w:r>
+              <w:rPr>
+                <w:rFonts w:ascii="Calibri" w:hAnsi="Calibri"/>
+                <w:sz w:val="20"/>
+              </w:rPr>
+              <w:t>"My PO number is long / has dashes"</w:t>
+            </w:r>
+          </w:p>
+        </w:tc>
+        <w:tc>
+          <w:tcPr>
+            <w:tcW w:type="dxa" w:w="4333"/>
+            <w:shd w:fill="E6ECE7" w:val="clear"/>
+            <w:tcBorders>
+              <w:top w:val="single" w:sz="4" w:color="D4D0C8"/>
+              <w:left w:val="single" w:sz="4" w:color="D4D0C8"/>
+              <w:bottom w:val="single" w:sz="4" w:color="D4D0C8"/>
+              <w:right w:val="single" w:sz="4" w:color="D4D0C8"/>
+            </w:tcBorders>
+            <w:tcMar>
+              <w:top w:w="50" w:type="dxa"/>
+              <w:bottom w:w="50" w:type="dxa"/>
+              <w:start w:w="100" w:type="dxa"/>
+              <w:end w:w="100" w:type="dxa"/>
+            </w:tcMar>
+          </w:tcPr>
+          <w:p>
+            <w:pPr>
+              <w:spacing w:before="0" w:after="0"/>
+            </w:pPr>
+            <w:r>
+              <w:rPr>
+                <w:rFonts w:ascii="Calibri" w:hAnsi="Calibri"/>
+                <w:sz w:val="20"/>
+              </w:rPr>
+              <w:t>Copy-paste from the PO exactly as printed. The form accepts any string.</w:t>
+            </w:r>
+          </w:p>
+        </w:tc>
+      </w:tr>
+      <w:tr>
+        <w:tc>
+          <w:tcPr>
+            <w:tcW w:type="dxa" w:w="4333"/>
+            <w:shd w:fill="FFFFFF" w:val="clear"/>
+            <w:tcBorders>
+              <w:top w:val="single" w:sz="4" w:color="D4D0C8"/>
+              <w:left w:val="single" w:sz="4" w:color="D4D0C8"/>
+              <w:bottom w:val="single" w:sz="4" w:color="D4D0C8"/>
+              <w:right w:val="single" w:sz="4" w:color="D4D0C8"/>
+            </w:tcBorders>
+            <w:tcMar>
+              <w:top w:w="50" w:type="dxa"/>
+              <w:bottom w:w="50" w:type="dxa"/>
+              <w:start w:w="100" w:type="dxa"/>
+              <w:end w:w="100" w:type="dxa"/>
+            </w:tcMar>
+          </w:tcPr>
+          <w:p>
+            <w:pPr>
+              <w:spacing w:before="0" w:after="0"/>
+            </w:pPr>
+            <w:r>
+              <w:rPr>
+                <w:rFonts w:ascii="Calibri" w:hAnsi="Calibri"/>
+                <w:sz w:val="20"/>
+              </w:rPr>
+              <w:t>"What if I make a typo after submitting?"</w:t>
+            </w:r>
+          </w:p>
+        </w:tc>
+        <w:tc>
+          <w:tcPr>
+            <w:tcW w:type="dxa" w:w="4333"/>
+            <w:shd w:fill="FFFFFF" w:val="clear"/>
+            <w:tcBorders>
+              <w:top w:val="single" w:sz="4" w:color="D4D0C8"/>
+              <w:left w:val="single" w:sz="4" w:color="D4D0C8"/>
+              <w:bottom w:val="single" w:sz="4" w:color="D4D0C8"/>
+              <w:right w:val="single" w:sz="4" w:color="D4D0C8"/>
+            </w:tcBorders>
+            <w:tcMar>
+              <w:top w:w="50" w:type="dxa"/>
+              <w:bottom w:w="50" w:type="dxa"/>
+              <w:start w:w="100" w:type="dxa"/>
+              <w:end w:w="100" w:type="dxa"/>
+            </w:tcMar>
+          </w:tcPr>
+          <w:p>
+            <w:pPr>
+              <w:spacing w:before="0" w:after="0"/>
+            </w:pPr>
+            <w:r>
+              <w:rPr>
+                <w:rFonts w:ascii="Calibri" w:hAnsi="Calibri"/>
+                <w:sz w:val="20"/>
+              </w:rPr>
+              <w:t>Upload again — the form allows repeat submissions. Add "Correction for PO-xxxx SI-yyyy" in Notes so we know to dismiss the bad one.</w:t>
+            </w:r>
+          </w:p>
+        </w:tc>
+      </w:tr>
+      <w:tr>
+        <w:tc>
+          <w:tcPr>
+            <w:tcW w:type="dxa" w:w="4333"/>
+            <w:shd w:fill="E6ECE7" w:val="clear"/>
+            <w:tcBorders>
+              <w:top w:val="single" w:sz="4" w:color="D4D0C8"/>
+              <w:left w:val="single" w:sz="4" w:color="D4D0C8"/>
+              <w:bottom w:val="single" w:sz="4" w:color="D4D0C8"/>
+              <w:right w:val="single" w:sz="4" w:color="D4D0C8"/>
+            </w:tcBorders>
+            <w:tcMar>
+              <w:top w:w="50" w:type="dxa"/>
+              <w:bottom w:w="50" w:type="dxa"/>
+              <w:start w:w="100" w:type="dxa"/>
+              <w:end w:w="100" w:type="dxa"/>
+            </w:tcMar>
+          </w:tcPr>
+          <w:p>
+            <w:pPr>
+              <w:spacing w:before="0" w:after="0"/>
+            </w:pPr>
+            <w:r>
+              <w:rPr>
+                <w:rFonts w:ascii="Calibri" w:hAnsi="Calibri"/>
+                <w:sz w:val="20"/>
+              </w:rPr>
+              <w:t>"I'm worried about my PDF being seen by others"</w:t>
+            </w:r>
+          </w:p>
+        </w:tc>
+        <w:tc>
+          <w:tcPr>
+            <w:tcW w:type="dxa" w:w="4333"/>
+            <w:shd w:fill="E6ECE7" w:val="clear"/>
+            <w:tcBorders>
+              <w:top w:val="single" w:sz="4" w:color="D4D0C8"/>
+              <w:left w:val="single" w:sz="4" w:color="D4D0C8"/>
+              <w:bottom w:val="single" w:sz="4" w:color="D4D0C8"/>
+              <w:right w:val="single" w:sz="4" w:color="D4D0C8"/>
+            </w:tcBorders>
+            <w:tcMar>
+              <w:top w:w="50" w:type="dxa"/>
+              <w:bottom w:w="50" w:type="dxa"/>
+              <w:start w:w="100" w:type="dxa"/>
+              <w:end w:w="100" w:type="dxa"/>
+            </w:tcMar>
+          </w:tcPr>
+          <w:p>
+            <w:pPr>
+              <w:spacing w:before="0" w:after="0"/>
+            </w:pPr>
+            <w:r>
+              <w:rPr>
+                <w:rFonts w:ascii="Calibri" w:hAnsi="Calibri"/>
+                <w:sz w:val="20"/>
+              </w:rPr>
+              <w:t>Only BEI staff have access. Not public, not indexed.</w:t>
+            </w:r>
+          </w:p>
+        </w:tc>
+      </w:tr>
+      <w:tr>
+        <w:tc>
+          <w:tcPr>
+            <w:tcW w:type="dxa" w:w="4333"/>
+            <w:shd w:fill="FFFFFF" w:val="clear"/>
+            <w:tcBorders>
+              <w:top w:val="single" w:sz="4" w:color="D4D0C8"/>
+              <w:left w:val="single" w:sz="4" w:color="D4D0C8"/>
+              <w:bottom w:val="single" w:sz="4" w:color="D4D0C8"/>
+              <w:right w:val="single" w:sz="4" w:color="D4D0C8"/>
+            </w:tcBorders>
+            <w:tcMar>
+              <w:top w:w="50" w:type="dxa"/>
+              <w:bottom w:w="50" w:type="dxa"/>
+              <w:start w:w="100" w:type="dxa"/>
+              <w:end w:w="100" w:type="dxa"/>
+            </w:tcMar>
+          </w:tcPr>
+          <w:p>
+            <w:pPr>
+              <w:spacing w:before="0" w:after="0"/>
+            </w:pPr>
+            <w:r>
+              <w:rPr>
+                <w:rFonts w:ascii="Calibri" w:hAnsi="Calibri"/>
+                <w:sz w:val="20"/>
+              </w:rPr>
+              <w:t>"How do you know it's my company uploading?"</w:t>
+            </w:r>
+          </w:p>
+        </w:tc>
+        <w:tc>
+          <w:tcPr>
+            <w:tcW w:type="dxa" w:w="4333"/>
+            <w:shd w:fill="FFFFFF" w:val="clear"/>
+            <w:tcBorders>
+              <w:top w:val="single" w:sz="4" w:color="D4D0C8"/>
+              <w:left w:val="single" w:sz="4" w:color="D4D0C8"/>
+              <w:bottom w:val="single" w:sz="4" w:color="D4D0C8"/>
+              <w:right w:val="single" w:sz="4" w:color="D4D0C8"/>
+            </w:tcBorders>
+            <w:tcMar>
+              <w:top w:w="50" w:type="dxa"/>
+              <w:bottom w:w="50" w:type="dxa"/>
+              <w:start w:w="100" w:type="dxa"/>
+              <w:end w:w="100" w:type="dxa"/>
+            </w:tcMar>
+          </w:tcPr>
+          <w:p>
+            <w:pPr>
+              <w:spacing w:before="0" w:after="0"/>
+            </w:pPr>
+            <w:r>
+              <w:rPr>
+                <w:rFonts w:ascii="Calibri" w:hAnsi="Calibri"/>
+                <w:sz w:val="20"/>
+              </w:rPr>
+              <w:t>We match the PO Number you type to your PO in our system. No company name in the form means no list of other suppliers to worry about.</w:t>
             </w:r>
           </w:p>
         </w:tc>
@@ -606,7 +1755,7 @@
           <w:color w:val="04400A"/>
           <w:sz w:val="26"/>
         </w:rPr>
-        <w:t>3. QR codes for physical deliveries</w:t>
+        <w:t>6. Escalation</w:t>
       </w:r>
     </w:p>
     <w:tbl>
@@ -648,48 +1797,7 @@
     <w:p/>
     <w:p>
       <w:pPr>
-        <w:spacing w:before="40" w:after="60"/>
-      </w:pPr>
-      <w:r>
-        <w:rPr>
-          <w:rFonts w:ascii="Calibri" w:hAnsi="Calibri"/>
-          <w:sz w:val="22"/>
-        </w:rPr>
-        <w:t xml:space="preserve">Some truckers / supplier reps prefer scanning a QR at the dock instead of fishing for a link. Each supplier's URL has a QR in </w:t>
-      </w:r>
-      <w:r>
-        <w:rPr>
-          <w:rFonts w:ascii="Consolas" w:hAnsi="Consolas"/>
-          <w:color w:val="04400A"/>
-          <w:sz w:val="20"/>
-        </w:rPr>
-        <w:t>SUPPLIER_URLS.csv:qr_url</w:t>
-      </w:r>
-      <w:r>
-        <w:rPr>
-          <w:rFonts w:ascii="Calibri" w:hAnsi="Calibri"/>
-          <w:sz w:val="22"/>
-        </w:rPr>
-        <w:t>.</w:t>
-      </w:r>
-    </w:p>
-    <w:p>
-      <w:pPr>
-        <w:spacing w:before="120" w:after="40"/>
-      </w:pPr>
-      <w:r>
-        <w:rPr>
-          <w:rFonts w:ascii="Calibri" w:hAnsi="Calibri"/>
-          <w:b/>
-          <w:color w:val="C8900A"/>
-          <w:sz w:val="24"/>
-        </w:rPr>
-        <w:t>Print per-supplier QR sticker</w:t>
-      </w:r>
-    </w:p>
-    <w:p>
-      <w:pPr>
-        <w:ind w:left="432" w:hanging="432"/>
+        <w:ind w:left="432" w:hanging="288"/>
         <w:spacing w:before="0" w:after="40"/>
       </w:pPr>
       <w:r>
@@ -699,49 +1807,19 @@
           <w:color w:val="04400A"/>
           <w:sz w:val="22"/>
         </w:rPr>
-        <w:t xml:space="preserve">1. </w:t>
+        <w:t xml:space="preserve">• </w:t>
       </w:r>
       <w:r>
         <w:rPr>
           <w:rFonts w:ascii="Calibri" w:hAnsi="Calibri"/>
           <w:sz w:val="22"/>
         </w:rPr>
-        <w:t xml:space="preserve">Open </w:t>
-      </w:r>
-      <w:r>
-        <w:rPr>
-          <w:rFonts w:ascii="Consolas" w:hAnsi="Consolas"/>
-          <w:color w:val="04400A"/>
-          <w:sz w:val="20"/>
-        </w:rPr>
-        <w:t>SUPPLIER_URLS.csv</w:t>
-      </w:r>
-      <w:r>
-        <w:rPr>
-          <w:rFonts w:ascii="Calibri" w:hAnsi="Calibri"/>
-          <w:sz w:val="22"/>
-        </w:rPr>
-        <w:t xml:space="preserve"> 2. Filter to a specific supplier 3. Paste the </w:t>
-      </w:r>
-      <w:r>
-        <w:rPr>
-          <w:rFonts w:ascii="Consolas" w:hAnsi="Consolas"/>
-          <w:color w:val="04400A"/>
-          <w:sz w:val="20"/>
-        </w:rPr>
-        <w:t>qr_url</w:t>
-      </w:r>
-      <w:r>
-        <w:rPr>
-          <w:rFonts w:ascii="Calibri" w:hAnsi="Calibri"/>
-          <w:sz w:val="22"/>
-        </w:rPr>
-        <w:t xml:space="preserve"> into a browser → renders a 300×300 QR image</w:t>
+        <w:t>Tier A supplier who refuses → Cayla → Ian (procurement context) → Sam</w:t>
       </w:r>
     </w:p>
     <w:p>
       <w:pPr>
-        <w:ind w:left="432" w:hanging="432"/>
+        <w:ind w:left="432" w:hanging="288"/>
         <w:spacing w:before="0" w:after="40"/>
       </w:pPr>
       <w:r>
@@ -751,32 +1829,19 @@
           <w:color w:val="04400A"/>
           <w:sz w:val="22"/>
         </w:rPr>
-        <w:t xml:space="preserve">4. </w:t>
+        <w:t xml:space="preserve">• </w:t>
       </w:r>
       <w:r>
         <w:rPr>
           <w:rFonts w:ascii="Calibri" w:hAnsi="Calibri"/>
           <w:sz w:val="22"/>
         </w:rPr>
-        <w:t>Right-click → Save image → print at postcard size (4×6") on a sticker</w:t>
+        <w:t>Form/technical issue → Sam (sprint owner)</w:t>
       </w:r>
     </w:p>
     <w:p>
       <w:pPr>
-        <w:ind w:left="864"/>
-        <w:spacing w:before="0" w:after="20"/>
-      </w:pPr>
-      <w:r>
-        <w:rPr>
-          <w:rFonts w:ascii="Calibri" w:hAnsi="Calibri"/>
-          <w:sz w:val="22"/>
-        </w:rPr>
-        <w:t>sheet</w:t>
-      </w:r>
-    </w:p>
-    <w:p>
-      <w:pPr>
-        <w:ind w:left="432" w:hanging="432"/>
+        <w:ind w:left="432" w:hanging="288"/>
         <w:spacing w:before="0" w:after="40"/>
       </w:pPr>
       <w:r>
@@ -786,53 +1851,14 @@
           <w:color w:val="04400A"/>
           <w:sz w:val="22"/>
         </w:rPr>
-        <w:t xml:space="preserve">5. </w:t>
+        <w:t xml:space="preserve">• </w:t>
       </w:r>
       <w:r>
         <w:rPr>
           <w:rFonts w:ascii="Calibri" w:hAnsi="Calibri"/>
           <w:sz w:val="22"/>
         </w:rPr>
-        <w:t>Bundle the sticker with the supplier's onboarding email or hand to the</w:t>
-      </w:r>
-    </w:p>
-    <w:p>
-      <w:pPr>
-        <w:ind w:left="864"/>
-        <w:spacing w:before="0" w:after="20"/>
-      </w:pPr>
-      <w:r>
-        <w:rPr>
-          <w:rFonts w:ascii="Calibri" w:hAnsi="Calibri"/>
-          <w:sz w:val="22"/>
-        </w:rPr>
-        <w:t>trucker directly</w:t>
-      </w:r>
-    </w:p>
-    <w:p>
-      <w:pPr>
-        <w:spacing w:before="120" w:after="40"/>
-      </w:pPr>
-      <w:r>
-        <w:rPr>
-          <w:rFonts w:ascii="Calibri" w:hAnsi="Calibri"/>
-          <w:b/>
-          <w:color w:val="C8900A"/>
-          <w:sz w:val="24"/>
-        </w:rPr>
-        <w:t>Bulk print</w:t>
-      </w:r>
-    </w:p>
-    <w:p>
-      <w:pPr>
-        <w:spacing w:before="40" w:after="60"/>
-      </w:pPr>
-      <w:r>
-        <w:rPr>
-          <w:rFonts w:ascii="Calibri" w:hAnsi="Calibri"/>
-          <w:sz w:val="22"/>
-        </w:rPr>
-        <w:t>If you want a binder of all 98 QR codes for dock use:</w:t>
+        <w:t>Supplier reporting we're not paying after upload → Luwi (Accounts Payable)</w:t>
       </w:r>
     </w:p>
     <w:tbl>
@@ -848,18 +1874,12 @@
         <w:tc>
           <w:tcPr>
             <w:tcW w:type="dxa" w:w="8666"/>
-            <w:shd w:fill="F4F2ED" w:val="clear"/>
-            <w:tcBorders>
-              <w:top w:val="single" w:sz="4" w:color="D4D0C8"/>
-              <w:left w:val="single" w:sz="4" w:color="D4D0C8"/>
-              <w:bottom w:val="single" w:sz="4" w:color="D4D0C8"/>
-              <w:right w:val="single" w:sz="4" w:color="D4D0C8"/>
-            </w:tcBorders>
+            <w:shd w:fill="C8900A" w:val="clear"/>
             <w:tcMar>
-              <w:top w:w="80" w:type="dxa"/>
-              <w:bottom w:w="80" w:type="dxa"/>
-              <w:start w:w="140" w:type="dxa"/>
-              <w:end w:w="140" w:type="dxa"/>
+              <w:top w:w="0" w:type="dxa"/>
+              <w:bottom w:w="0" w:type="dxa"/>
+              <w:start w:w="0" w:type="dxa"/>
+              <w:end w:w="0" w:type="dxa"/>
             </w:tcMar>
           </w:tcPr>
           <w:p>
@@ -868,525 +1888,201 @@
             </w:pPr>
             <w:r>
               <w:rPr>
-                <w:rFonts w:ascii="Consolas" w:hAnsi="Consolas"/>
-                <w:color w:val="1A1A1A"/>
-                <w:sz w:val="18"/>
+                <w:rFonts w:ascii="Calibri" w:hAnsi="Calibri"/>
+                <w:sz w:val="2"/>
               </w:rPr>
-              <w:t>Use a Google Sheets QR-rendering add-on (e.g. "QR Codes for Sheets") on</w:t>
+              <w:t xml:space="preserve"> </w:t>
             </w:r>
           </w:p>
+        </w:tc>
+      </w:tr>
+    </w:tbl>
+    <w:p/>
+    <w:p/>
+    <w:p>
+      <w:r>
+        <w:rPr>
+          <w:rFonts w:ascii="Calibri" w:hAnsi="Calibri"/>
+          <w:b/>
+          <w:color w:val="04400A"/>
+          <w:sz w:val="26"/>
+        </w:rPr>
+        <w:t>7. After rollout — steady state</w:t>
+      </w:r>
+    </w:p>
+    <w:tbl>
+      <w:tblPr>
+        <w:tblW w:type="auto" w:w="0"/>
+        <w:jc w:val="center"/>
+        <w:tblLook w:firstColumn="1" w:firstRow="1" w:lastColumn="0" w:lastRow="0" w:noHBand="0" w:noVBand="1" w:val="04A0"/>
+      </w:tblPr>
+      <w:tblGrid>
+        <w:gridCol w:w="8280"/>
+      </w:tblGrid>
+      <w:tr>
+        <w:tc>
+          <w:tcPr>
+            <w:tcW w:type="dxa" w:w="8666"/>
+            <w:shd w:fill="C8900A" w:val="clear"/>
+            <w:tcMar>
+              <w:top w:w="0" w:type="dxa"/>
+              <w:bottom w:w="0" w:type="dxa"/>
+              <w:start w:w="0" w:type="dxa"/>
+              <w:end w:w="0" w:type="dxa"/>
+            </w:tcMar>
+          </w:tcPr>
           <w:p>
             <w:pPr>
               <w:spacing w:before="0" w:after="0"/>
             </w:pPr>
             <w:r>
               <w:rPr>
-                <w:rFonts w:ascii="Consolas" w:hAnsi="Consolas"/>
-                <w:color w:val="1A1A1A"/>
-                <w:sz w:val="18"/>
+                <w:rFonts w:ascii="Calibri" w:hAnsi="Calibri"/>
+                <w:sz w:val="4"/>
               </w:rPr>
-              <w:t>SUPPLIER_URLS — column H formula: =IMAGE("https://api.qrserver.com/v1/ create-qr-code/?size=200x200&amp;data="&amp;ENCODEURL(F2)) ``` Then print-to-PDF, 2-up, color printer. --- ## 4. Tracking adoption — weekly check Every Monday morning, open Sheet C 01_Dashboard. Check the KPI</w:t>
+              <w:t xml:space="preserve"> </w:t>
             </w:r>
           </w:p>
+        </w:tc>
+      </w:tr>
+    </w:tbl>
+    <w:p/>
+    <w:p>
+      <w:pPr>
+        <w:ind w:left="432" w:hanging="288"/>
+        <w:spacing w:before="0" w:after="40"/>
+      </w:pPr>
+      <w:r>
+        <w:rPr>
+          <w:rFonts w:ascii="Calibri" w:hAnsi="Calibri"/>
+          <w:b/>
+          <w:color w:val="04400A"/>
+          <w:sz w:val="22"/>
+        </w:rPr>
+        <w:t xml:space="preserve">• </w:t>
+      </w:r>
+      <w:r>
+        <w:rPr>
+          <w:rFonts w:ascii="Calibri" w:hAnsi="Calibri"/>
+          <w:b/>
+          <w:sz w:val="22"/>
+        </w:rPr>
+        <w:t>New supplier onboarding:</w:t>
+      </w:r>
+      <w:r>
+        <w:rPr>
+          <w:rFonts w:ascii="Calibri" w:hAnsi="Calibri"/>
+          <w:sz w:val="22"/>
+        </w:rPr>
+        <w:t xml:space="preserve"> as part of supplier onboarding, Cayla</w:t>
+      </w:r>
+    </w:p>
+    <w:p>
+      <w:pPr>
+        <w:spacing w:before="40" w:after="60"/>
+      </w:pPr>
+      <w:r>
+        <w:rPr>
+          <w:rFonts w:ascii="Calibri" w:hAnsi="Calibri"/>
+          <w:sz w:val="22"/>
+        </w:rPr>
+        <w:t>adds their email + contract to the Procurement AppSheet Suppliers tab. They get the same form URL in their welcome email. No per- supplier generation needed.</w:t>
+      </w:r>
+    </w:p>
+    <w:p>
+      <w:pPr>
+        <w:ind w:left="432" w:hanging="288"/>
+        <w:spacing w:before="0" w:after="40"/>
+      </w:pPr>
+      <w:r>
+        <w:rPr>
+          <w:rFonts w:ascii="Calibri" w:hAnsi="Calibri"/>
+          <w:b/>
+          <w:color w:val="04400A"/>
+          <w:sz w:val="22"/>
+        </w:rPr>
+        <w:t xml:space="preserve">• </w:t>
+      </w:r>
+      <w:r>
+        <w:rPr>
+          <w:rFonts w:ascii="Calibri" w:hAnsi="Calibri"/>
+          <w:b/>
+          <w:sz w:val="22"/>
+        </w:rPr>
+        <w:t>Retired supplier:</w:t>
+      </w:r>
+      <w:r>
+        <w:rPr>
+          <w:rFonts w:ascii="Calibri" w:hAnsi="Calibri"/>
+          <w:sz w:val="22"/>
+        </w:rPr>
+        <w:t xml:space="preserve"> mark as Tier C or disabled in Procurement</w:t>
+      </w:r>
+    </w:p>
+    <w:p>
+      <w:pPr>
+        <w:spacing w:before="40" w:after="60"/>
+      </w:pPr>
+      <w:r>
+        <w:rPr>
+          <w:rFonts w:ascii="Calibri" w:hAnsi="Calibri"/>
+          <w:sz w:val="22"/>
+        </w:rPr>
+        <w:t>AppSheet. Their old POs stop matching once you close them. No URL housekeeping needed.</w:t>
+      </w:r>
+    </w:p>
+    <w:tbl>
+      <w:tblPr>
+        <w:tblW w:type="auto" w:w="0"/>
+        <w:jc w:val="center"/>
+        <w:tblLook w:firstColumn="1" w:firstRow="1" w:lastColumn="0" w:lastRow="0" w:noHBand="0" w:noVBand="1" w:val="04A0"/>
+      </w:tblPr>
+      <w:tblGrid>
+        <w:gridCol w:w="8640"/>
+      </w:tblGrid>
+      <w:tr>
+        <w:tc>
+          <w:tcPr>
+            <w:tcW w:type="dxa" w:w="8666"/>
+            <w:shd w:fill="C8900A" w:val="clear"/>
+            <w:tcMar>
+              <w:top w:w="0" w:type="dxa"/>
+              <w:bottom w:w="0" w:type="dxa"/>
+              <w:start w:w="0" w:type="dxa"/>
+              <w:end w:w="0" w:type="dxa"/>
+            </w:tcMar>
+          </w:tcPr>
           <w:p>
             <w:pPr>
               <w:spacing w:before="0" w:after="0"/>
             </w:pPr>
             <w:r>
               <w:rPr>
-                <w:rFonts w:ascii="Consolas" w:hAnsi="Consolas"/>
-                <w:color w:val="1A1A1A"/>
-                <w:sz w:val="18"/>
+                <w:rFonts w:ascii="Calibri" w:hAnsi="Calibri"/>
+                <w:sz w:val="2"/>
               </w:rPr>
-              <w:t>"SI match rate (today's receipts)". Target &gt; 60% by end of week 2,</w:t>
-            </w:r>
-          </w:p>
-          <w:p>
-            <w:pPr>
-              <w:spacing w:before="0" w:after="0"/>
-            </w:pPr>
-            <w:r>
-              <w:rPr>
-                <w:rFonts w:ascii="Consolas" w:hAnsi="Consolas"/>
-                <w:color w:val="1A1A1A"/>
-                <w:sz w:val="18"/>
-              </w:rPr>
-              <w:t>&gt; 80% by end of week 4.</w:t>
-            </w:r>
-          </w:p>
-          <w:p>
-            <w:pPr>
-              <w:spacing w:before="0" w:after="0"/>
-            </w:pPr>
-            <w:r>
-              <w:rPr>
-                <w:rFonts w:ascii="Consolas" w:hAnsi="Consolas"/>
-                <w:color w:val="1A1A1A"/>
-                <w:sz w:val="18"/>
-              </w:rPr>
-            </w:r>
-          </w:p>
-          <w:p>
-            <w:pPr>
-              <w:spacing w:before="0" w:after="0"/>
-            </w:pPr>
-            <w:r>
-              <w:rPr>
-                <w:rFonts w:ascii="Consolas" w:hAnsi="Consolas"/>
-                <w:color w:val="1A1A1A"/>
-                <w:sz w:val="18"/>
-              </w:rPr>
-              <w:t>For suppliers NOT yet uploading, cross-reference:</w:t>
-            </w:r>
-          </w:p>
-          <w:p>
-            <w:pPr>
-              <w:spacing w:before="0" w:after="0"/>
-            </w:pPr>
-            <w:r>
-              <w:rPr>
-                <w:rFonts w:ascii="Consolas" w:hAnsi="Consolas"/>
-                <w:color w:val="1A1A1A"/>
-                <w:sz w:val="18"/>
-              </w:rPr>
-              <w:t>- `02_All_Receipts_Consolidated` rows where `SI_Matched = FALSE`</w:t>
-            </w:r>
-          </w:p>
-          <w:p>
-            <w:pPr>
-              <w:spacing w:before="0" w:after="0"/>
-            </w:pPr>
-            <w:r>
-              <w:rPr>
-                <w:rFonts w:ascii="Consolas" w:hAnsi="Consolas"/>
-                <w:color w:val="1A1A1A"/>
-                <w:sz w:val="18"/>
-              </w:rPr>
-              <w:t>- Group by Supplier</w:t>
-            </w:r>
-          </w:p>
-          <w:p>
-            <w:pPr>
-              <w:spacing w:before="0" w:after="0"/>
-            </w:pPr>
-            <w:r>
-              <w:rPr>
-                <w:rFonts w:ascii="Consolas" w:hAnsi="Consolas"/>
-                <w:color w:val="1A1A1A"/>
-                <w:sz w:val="18"/>
-              </w:rPr>
-              <w:t>- Call the top 5 non-adopters each week</w:t>
-            </w:r>
-          </w:p>
-          <w:p>
-            <w:pPr>
-              <w:spacing w:before="0" w:after="0"/>
-            </w:pPr>
-            <w:r>
-              <w:rPr>
-                <w:rFonts w:ascii="Consolas" w:hAnsi="Consolas"/>
-                <w:color w:val="1A1A1A"/>
-                <w:sz w:val="18"/>
-              </w:rPr>
-            </w:r>
-          </w:p>
-          <w:p>
-            <w:pPr>
-              <w:spacing w:before="0" w:after="0"/>
-            </w:pPr>
-            <w:r>
-              <w:rPr>
-                <w:rFonts w:ascii="Consolas" w:hAnsi="Consolas"/>
-                <w:color w:val="1A1A1A"/>
-                <w:sz w:val="18"/>
-              </w:rPr>
-              <w:t>---</w:t>
-            </w:r>
-          </w:p>
-          <w:p>
-            <w:pPr>
-              <w:spacing w:before="0" w:after="0"/>
-            </w:pPr>
-            <w:r>
-              <w:rPr>
-                <w:rFonts w:ascii="Consolas" w:hAnsi="Consolas"/>
-                <w:color w:val="1A1A1A"/>
-                <w:sz w:val="18"/>
-              </w:rPr>
-            </w:r>
-          </w:p>
-          <w:p>
-            <w:pPr>
-              <w:spacing w:before="0" w:after="0"/>
-            </w:pPr>
-            <w:r>
-              <w:rPr>
-                <w:rFonts w:ascii="Consolas" w:hAnsi="Consolas"/>
-                <w:color w:val="1A1A1A"/>
-                <w:sz w:val="18"/>
-              </w:rPr>
-              <w:t>## 5. Handling common resistance</w:t>
-            </w:r>
-          </w:p>
-          <w:p>
-            <w:pPr>
-              <w:spacing w:before="0" w:after="0"/>
-            </w:pPr>
-            <w:r>
-              <w:rPr>
-                <w:rFonts w:ascii="Consolas" w:hAnsi="Consolas"/>
-                <w:color w:val="1A1A1A"/>
-                <w:sz w:val="18"/>
-              </w:rPr>
-            </w:r>
-          </w:p>
-          <w:p>
-            <w:pPr>
-              <w:spacing w:before="0" w:after="0"/>
-            </w:pPr>
-            <w:r>
-              <w:rPr>
-                <w:rFonts w:ascii="Consolas" w:hAnsi="Consolas"/>
-                <w:color w:val="1A1A1A"/>
-                <w:sz w:val="18"/>
-              </w:rPr>
-              <w:t>| Objection | Response |</w:t>
-            </w:r>
-          </w:p>
-          <w:p>
-            <w:pPr>
-              <w:spacing w:before="0" w:after="0"/>
-            </w:pPr>
-            <w:r>
-              <w:rPr>
-                <w:rFonts w:ascii="Consolas" w:hAnsi="Consolas"/>
-                <w:color w:val="1A1A1A"/>
-                <w:sz w:val="18"/>
-              </w:rPr>
-              <w:t>|---|---|</w:t>
-            </w:r>
-          </w:p>
-          <w:p>
-            <w:pPr>
-              <w:spacing w:before="0" w:after="0"/>
-            </w:pPr>
-            <w:r>
-              <w:rPr>
-                <w:rFonts w:ascii="Consolas" w:hAnsi="Consolas"/>
-                <w:color w:val="1A1A1A"/>
-                <w:sz w:val="18"/>
-              </w:rPr>
-              <w:t>| "I don't have a scanner" | Phone photo is fine. The form accepts JPG/PNG. |</w:t>
-            </w:r>
-          </w:p>
-          <w:p>
-            <w:pPr>
-              <w:spacing w:before="0" w:after="0"/>
-            </w:pPr>
-            <w:r>
-              <w:rPr>
-                <w:rFonts w:ascii="Consolas" w:hAnsi="Consolas"/>
-                <w:color w:val="1A1A1A"/>
-                <w:sz w:val="18"/>
-              </w:rPr>
-              <w:t>| "Our accounts staff don't use Gmail" | Form is public — works with any email. No Google account needed. |</w:t>
-            </w:r>
-          </w:p>
-          <w:p>
-            <w:pPr>
-              <w:spacing w:before="0" w:after="0"/>
-            </w:pPr>
-            <w:r>
-              <w:rPr>
-                <w:rFonts w:ascii="Consolas" w:hAnsi="Consolas"/>
-                <w:color w:val="1A1A1A"/>
-                <w:sz w:val="18"/>
-              </w:rPr>
-              <w:t>| "Can I still send paper SI?" | Yes, keep doing that. Upload is in addition, not instead. |</w:t>
-            </w:r>
-          </w:p>
-          <w:p>
-            <w:pPr>
-              <w:spacing w:before="0" w:after="0"/>
-            </w:pPr>
-            <w:r>
-              <w:rPr>
-                <w:rFonts w:ascii="Consolas" w:hAnsi="Consolas"/>
-                <w:color w:val="1A1A1A"/>
-                <w:sz w:val="18"/>
-              </w:rPr>
-              <w:t>| "My PO number is long / has dashes" | Copy-paste from the PO exactly as printed. The form accepts any string. |</w:t>
-            </w:r>
-          </w:p>
-          <w:p>
-            <w:pPr>
-              <w:spacing w:before="0" w:after="0"/>
-            </w:pPr>
-            <w:r>
-              <w:rPr>
-                <w:rFonts w:ascii="Consolas" w:hAnsi="Consolas"/>
-                <w:color w:val="1A1A1A"/>
-                <w:sz w:val="18"/>
-              </w:rPr>
-              <w:t>| "What if I make a typo after submitting?" | Upload again — the form allows repeat submissions. Mark the bad one in Notes. |</w:t>
-            </w:r>
-          </w:p>
-          <w:p>
-            <w:pPr>
-              <w:spacing w:before="0" w:after="0"/>
-            </w:pPr>
-            <w:r>
-              <w:rPr>
-                <w:rFonts w:ascii="Consolas" w:hAnsi="Consolas"/>
-                <w:color w:val="1A1A1A"/>
-                <w:sz w:val="18"/>
-              </w:rPr>
-              <w:t>| "I'm worried about my PDF being seen by others" | Only BEI staff have access. Not public, not indexed. |</w:t>
-            </w:r>
-          </w:p>
-          <w:p>
-            <w:pPr>
-              <w:spacing w:before="0" w:after="0"/>
-            </w:pPr>
-            <w:r>
-              <w:rPr>
-                <w:rFonts w:ascii="Consolas" w:hAnsi="Consolas"/>
-                <w:color w:val="1A1A1A"/>
-                <w:sz w:val="18"/>
-              </w:rPr>
-            </w:r>
-          </w:p>
-          <w:p>
-            <w:pPr>
-              <w:spacing w:before="0" w:after="0"/>
-            </w:pPr>
-            <w:r>
-              <w:rPr>
-                <w:rFonts w:ascii="Consolas" w:hAnsi="Consolas"/>
-                <w:color w:val="1A1A1A"/>
-                <w:sz w:val="18"/>
-              </w:rPr>
-              <w:t>---</w:t>
-            </w:r>
-          </w:p>
-          <w:p>
-            <w:pPr>
-              <w:spacing w:before="0" w:after="0"/>
-            </w:pPr>
-            <w:r>
-              <w:rPr>
-                <w:rFonts w:ascii="Consolas" w:hAnsi="Consolas"/>
-                <w:color w:val="1A1A1A"/>
-                <w:sz w:val="18"/>
-              </w:rPr>
-            </w:r>
-          </w:p>
-          <w:p>
-            <w:pPr>
-              <w:spacing w:before="0" w:after="0"/>
-            </w:pPr>
-            <w:r>
-              <w:rPr>
-                <w:rFonts w:ascii="Consolas" w:hAnsi="Consolas"/>
-                <w:color w:val="1A1A1A"/>
-                <w:sz w:val="18"/>
-              </w:rPr>
-              <w:t>## 6. Escalation</w:t>
-            </w:r>
-          </w:p>
-          <w:p>
-            <w:pPr>
-              <w:spacing w:before="0" w:after="0"/>
-            </w:pPr>
-            <w:r>
-              <w:rPr>
-                <w:rFonts w:ascii="Consolas" w:hAnsi="Consolas"/>
-                <w:color w:val="1A1A1A"/>
-                <w:sz w:val="18"/>
-              </w:rPr>
-            </w:r>
-          </w:p>
-          <w:p>
-            <w:pPr>
-              <w:spacing w:before="0" w:after="0"/>
-            </w:pPr>
-            <w:r>
-              <w:rPr>
-                <w:rFonts w:ascii="Consolas" w:hAnsi="Consolas"/>
-                <w:color w:val="1A1A1A"/>
-                <w:sz w:val="18"/>
-              </w:rPr>
-              <w:t>- Tier A supplier who refuses → Cayla → Ian (procurement context) → Sam</w:t>
-            </w:r>
-          </w:p>
-          <w:p>
-            <w:pPr>
-              <w:spacing w:before="0" w:after="0"/>
-            </w:pPr>
-            <w:r>
-              <w:rPr>
-                <w:rFonts w:ascii="Consolas" w:hAnsi="Consolas"/>
-                <w:color w:val="1A1A1A"/>
-                <w:sz w:val="18"/>
-              </w:rPr>
-              <w:t>- Form/technical issue → Sam (sprint owner)</w:t>
-            </w:r>
-          </w:p>
-          <w:p>
-            <w:pPr>
-              <w:spacing w:before="0" w:after="0"/>
-            </w:pPr>
-            <w:r>
-              <w:rPr>
-                <w:rFonts w:ascii="Consolas" w:hAnsi="Consolas"/>
-                <w:color w:val="1A1A1A"/>
-                <w:sz w:val="18"/>
-              </w:rPr>
-              <w:t>- Supplier reporting we're not paying after upload → Luwi (Accounts Payable)</w:t>
-            </w:r>
-          </w:p>
-          <w:p>
-            <w:pPr>
-              <w:spacing w:before="0" w:after="0"/>
-            </w:pPr>
-            <w:r>
-              <w:rPr>
-                <w:rFonts w:ascii="Consolas" w:hAnsi="Consolas"/>
-                <w:color w:val="1A1A1A"/>
-                <w:sz w:val="18"/>
-              </w:rPr>
-            </w:r>
-          </w:p>
-          <w:p>
-            <w:pPr>
-              <w:spacing w:before="0" w:after="0"/>
-            </w:pPr>
-            <w:r>
-              <w:rPr>
-                <w:rFonts w:ascii="Consolas" w:hAnsi="Consolas"/>
-                <w:color w:val="1A1A1A"/>
-                <w:sz w:val="18"/>
-              </w:rPr>
-              <w:t>---</w:t>
-            </w:r>
-          </w:p>
-          <w:p>
-            <w:pPr>
-              <w:spacing w:before="0" w:after="0"/>
-            </w:pPr>
-            <w:r>
-              <w:rPr>
-                <w:rFonts w:ascii="Consolas" w:hAnsi="Consolas"/>
-                <w:color w:val="1A1A1A"/>
-                <w:sz w:val="18"/>
-              </w:rPr>
-            </w:r>
-          </w:p>
-          <w:p>
-            <w:pPr>
-              <w:spacing w:before="0" w:after="0"/>
-            </w:pPr>
-            <w:r>
-              <w:rPr>
-                <w:rFonts w:ascii="Consolas" w:hAnsi="Consolas"/>
-                <w:color w:val="1A1A1A"/>
-                <w:sz w:val="18"/>
-              </w:rPr>
-              <w:t>## 7. After rollout — steady state</w:t>
-            </w:r>
-          </w:p>
-          <w:p>
-            <w:pPr>
-              <w:spacing w:before="0" w:after="0"/>
-            </w:pPr>
-            <w:r>
-              <w:rPr>
-                <w:rFonts w:ascii="Consolas" w:hAnsi="Consolas"/>
-                <w:color w:val="1A1A1A"/>
-                <w:sz w:val="18"/>
-              </w:rPr>
-            </w:r>
-          </w:p>
-          <w:p>
-            <w:pPr>
-              <w:spacing w:before="0" w:after="0"/>
-            </w:pPr>
-            <w:r>
-              <w:rPr>
-                <w:rFonts w:ascii="Consolas" w:hAnsi="Consolas"/>
-                <w:color w:val="1A1A1A"/>
-                <w:sz w:val="18"/>
-              </w:rPr>
-              <w:t>- **New supplier onboarding:** as part of supplier onboarding, Cayla adds</w:t>
-            </w:r>
-          </w:p>
-          <w:p>
-            <w:pPr>
-              <w:spacing w:before="0" w:after="0"/>
-            </w:pPr>
-            <w:r>
-              <w:rPr>
-                <w:rFonts w:ascii="Consolas" w:hAnsi="Consolas"/>
-                <w:color w:val="1A1A1A"/>
-                <w:sz w:val="18"/>
-              </w:rPr>
-              <w:t xml:space="preserve">  their email to the Sheet C `07_Full_Suppliers_Master` tab so their  pre-filled URL is generated on the next `s210-refresh-masters-06` daily  run. Manually send the URL in the welcome email. - **Changed supplier contact:** update `Email ID` in the Procurement  AppSheet Suppliers tab — it flows into Sheet C on next daily refresh.  Re-send pre-filled URL to the new email. - **Retired supplier:** mark as Tier C or disable in Procurement AppSheet.  They'll be excluded from `SUPPLIER_URLS.csv` on next regeneration.</w:t>
-            </w:r>
-          </w:p>
-          <w:p>
-            <w:pPr>
-              <w:spacing w:before="0" w:after="0"/>
-            </w:pPr>
-            <w:r>
-              <w:rPr>
-                <w:rFonts w:ascii="Consolas" w:hAnsi="Consolas"/>
-                <w:color w:val="1A1A1A"/>
-                <w:sz w:val="18"/>
-              </w:rPr>
-            </w:r>
-          </w:p>
-          <w:p>
-            <w:pPr>
-              <w:spacing w:before="0" w:after="0"/>
-            </w:pPr>
-            <w:r>
-              <w:rPr>
-                <w:rFonts w:ascii="Consolas" w:hAnsi="Consolas"/>
-                <w:color w:val="1A1A1A"/>
-                <w:sz w:val="18"/>
-              </w:rPr>
-              <w:t>---</w:t>
-            </w:r>
-          </w:p>
-          <w:p>
-            <w:pPr>
-              <w:spacing w:before="0" w:after="0"/>
-            </w:pPr>
-            <w:r>
-              <w:rPr>
-                <w:rFonts w:ascii="Consolas" w:hAnsi="Consolas"/>
-                <w:color w:val="1A1A1A"/>
-                <w:sz w:val="18"/>
-              </w:rPr>
-            </w:r>
-          </w:p>
-          <w:p>
-            <w:pPr>
-              <w:spacing w:before="0" w:after="0"/>
-            </w:pPr>
-            <w:r>
-              <w:rPr>
-                <w:rFonts w:ascii="Consolas" w:hAnsi="Consolas"/>
-                <w:color w:val="1A1A1A"/>
-                <w:sz w:val="18"/>
-              </w:rPr>
-              <w:t>_Version 2026-04-21._</w:t>
+              <w:t xml:space="preserve"> </w:t>
             </w:r>
           </w:p>
         </w:tc>
       </w:tr>
     </w:tbl>
     <w:p/>
+    <w:p>
+      <w:pPr>
+        <w:jc w:val="center"/>
+        <w:spacing w:before="80" w:after="0"/>
+      </w:pPr>
+      <w:r>
+        <w:rPr>
+          <w:rFonts w:ascii="Calibri" w:hAnsi="Calibri"/>
+          <w:i/>
+          <w:color w:val="666666"/>
+          <w:sz w:val="18"/>
+        </w:rPr>
+        <w:t>Version 2026-04-21.</w:t>
+      </w:r>
+    </w:p>
     <w:sectPr>
       <w:pgSz w:w="11906" w:h="16838"/>
       <w:pgMar w:top="1440" w:right="1440" w:bottom="1080" w:left="1800" w:header="720" w:footer="720" w:gutter="0"/>
